--- a/reports/milestone2_report_real_2page.docx
+++ b/reports/milestone2_report_real_2page.docx
@@ -1056,10 +1056,7 @@
         <w:pStyle w:val="BodyText"/>
       </w:pPr>
       <w:r>
-        <w:t xml:space="preserve">Hypothesis: </w:t>
-      </w:r>
-      <w:r>
-        <w:t>Faces undergoing different expressions can contort in just the right way so that they are falsely positive more often than when expressions are similar.</w:t>
+        <w:t>Hypothesis: Faces undergoing different expressions can contort in just the right way so that they are falsely positive more often than when expressions are similar.</w:t>
       </w:r>
     </w:p>
     <w:p>
@@ -1067,10 +1064,7 @@
         <w:pStyle w:val="BodyText"/>
       </w:pPr>
       <w:r>
-        <w:t xml:space="preserve">Future improvement: </w:t>
-      </w:r>
-      <w:r>
-        <w:t xml:space="preserve">When facial expression is very different, require a sub-routine where a small selection of the face that is less affected by facial expression. This would be a parallel model. </w:t>
+        <w:t xml:space="preserve">Future improvement: When facial expression is very different, require a sub-routine where a small selection of the face that is less affected by facial expression. This would be a parallel model. </w:t>
       </w:r>
     </w:p>
     <w:p>
@@ -1264,13 +1258,7 @@
         <w:pStyle w:val="BodyText"/>
       </w:pPr>
       <w:r>
-        <w:t xml:space="preserve">Hypothesis: </w:t>
-      </w:r>
-      <w:r>
-        <w:t>faces at different angles are hard to score high in similarity</w:t>
-      </w:r>
-      <w:r>
-        <w:t>.</w:t>
+        <w:t>Hypothesis: faces at different angles are hard to score high in similarity.</w:t>
       </w:r>
     </w:p>
     <w:p>
@@ -1278,10 +1266,7 @@
         <w:pStyle w:val="BodyText"/>
       </w:pPr>
       <w:r>
-        <w:t xml:space="preserve">Future improvement: </w:t>
-      </w:r>
-      <w:r>
-        <w:t xml:space="preserve">Find </w:t>
+        <w:t xml:space="preserve">Future improvement: Find </w:t>
       </w:r>
       <w:proofErr w:type="gramStart"/>
       <w:r>
@@ -1289,10 +1274,7 @@
       </w:r>
       <w:proofErr w:type="gramEnd"/>
       <w:r>
-        <w:t xml:space="preserve"> angle resilient identifiable part of the face and train a parallel model to run in parallel alongside the main face model. It can be a helper to help judge faces at different angles</w:t>
-      </w:r>
-      <w:r>
-        <w:t>.</w:t>
+        <w:t xml:space="preserve"> angle resilient identifiable part of the face and train a parallel model to run in parallel alongside the main face model. It can be a helper to help judge faces at different angles.</w:t>
       </w:r>
     </w:p>
     <w:p>
